--- a/unit-11-individual-project/executive_summary_v2.docx
+++ b/unit-11-individual-project/executive_summary_v2.docx
@@ -25,7 +25,7 @@
         <w:pStyle w:val="FirstParagraph"/>
       </w:pPr>
       <w:r>
-        <w:t xml:space="preserve">Cathy is moving the business to a fully digital operating model: an international supply chain served by automated warehouses worldwide. Two prospective clients — HRH the King and Prince Albert II of Monaco — have raised the same objection: whether these changes put product quality or security of supply at risk. This summary estimates the probability of such damage, sets out continuity and disaster-recovery arrangements keeping the shop running 24/7/365 with recovery objectives under one minute, and states openly where estimates rest on judgement rather than measurement.</w:t>
+        <w:t xml:space="preserve">Cathy is moving the business to a fully digital operating model: an international supply chain served by automated warehouses worldwide. Two prospective clients (HRH the King and Prince Albert II of Monaco) have raised the same objection: whether these changes put product quality or security of supply at risk. This summary estimates the probability of such damage, sets out continuity and disaster-recovery arrangements keeping the shop running 24/7/365 with recovery objectives under one minute, and states openly where estimates rest on judgement rather than measurement.</w:t>
       </w:r>
     </w:p>
     <w:p>
@@ -33,7 +33,7 @@
         <w:pStyle w:val="BodyText"/>
       </w:pPr>
       <w:r>
-        <w:t xml:space="preserve">Risk follows Aven and Thekdi (2025, chapter 2): the consequences of an activity with attached uncertainties, (C,U), or (A,C,U) with an initiating event identified. Their descriptive scheme (A′,C′,Q,K) — what is considered, how uncertain, on what knowledge (Aven and Thekdi, 2025, chapter 3) — runs through the analysis, so every figure states what the judgements rest on.</w:t>
+        <w:t xml:space="preserve">Risk follows Aven and Thekdi (2025, chapter 2): the consequences of an activity with attached uncertainties, (C,U), or (A,C,U) with an initiating event identified. Their descriptive scheme (A′,C′,Q,K) , which sets out what is considered, how uncertain and on what knowledge (Aven and Thekdi, 2025, chapter 3), runs through the analysis, so every figure states what the judgements rest on.</w:t>
       </w:r>
     </w:p>
     <w:bookmarkEnd w:id="9"/>
@@ -51,7 +51,7 @@
         <w:pStyle w:val="FirstParagraph"/>
       </w:pPr>
       <w:r>
-        <w:t xml:space="preserve">Risk sources, threats and hazards were identified before quantification, following the core text’s process (Aven and Thekdi, 2025, chapter 4): a STRIDE-based threat model of the warehousing and e-commerce estate — STRIDE asks how a system might be attacked, not only how it might fail (OWASP, 2024) — and attack trees decomposing the most serious threat, warehouse disruption, into pathways.</w:t>
+        <w:t xml:space="preserve">Risk sources, threats and hazards were identified before quantification, following the core text’s process (Aven and Thekdi, 2025, chapter 4): a STRIDE-based threat model of the warehousing and e-commerce estate, STRIDE asks how a system might be attacked, not only how it might fail (OWASP, 2024), and attack trees decomposing the most serious threat, warehouse disruption, into pathways.</w:t>
       </w:r>
     </w:p>
     <w:p>
@@ -825,7 +825,7 @@
         <w:pStyle w:val="FirstParagraph"/>
       </w:pPr>
       <w:r>
-        <w:t xml:space="preserve">Tables 2 and 3 report the per-scenario and aggregate measures. The simulated frequencies reproduce the elicited probabilities of Table 1 to within 0.1 percentage points — evidence that the copula did not disturb the marginals.</w:t>
+        <w:t xml:space="preserve">Tables 2 and 3 report the per-scenario and aggregate measures. The simulated frequencies reproduce the elicited probabilities of Table 1 to within 0.1 percentage points, evidence that the copula did not disturb the marginals.</w:t>
       </w:r>
     </w:p>
     <w:p>
@@ -1427,7 +1427,7 @@
         <w:pStyle w:val="BodyText"/>
       </w:pPr>
       <w:r>
-        <w:t xml:space="preserve">Mean annual loss is about €0.78m, but the 99th-percentile combined loss reaches €6.39m — a strongly right-skewed aggregate driven by correlated cyber-and-logistics events. Sensitivity was computed on the aggregate distribution: each scenario’s variance share is the covariance of its simulated annual loss with the aggregate, divided by the aggregate variance — cyber-attack dominates at 74.2%, logistics disruption follows at 10.8%, cold-chain failure 6.0%, supplier dependency 5.7%, and data-integrity corruption and craft oversight under 2% each. The realised Spearman rank correlation between the cyber-attack and logistics event counts, 0.32, sits close to the 0.3 target.</w:t>
+        <w:t xml:space="preserve">Mean annual loss is about €0.78m, but the 99th-percentile combined loss reaches €6.39m, a strongly right-skewed aggregate driven by correlated cyber-and-logistics events. Sensitivity was computed on the aggregate distribution: each scenario’s variance share is the covariance of its simulated annual loss with the aggregate, divided by the aggregate variance: cyber-attack dominates at 74.2%, logistics disruption follows at 10.8%, cold-chain failure 6.0%, supplier dependency 5.7%, and data-integrity corruption and craft oversight under 2% each. The realised Spearman rank correlation between the cyber-attack and logistics event counts, 0.32, sits close to the 0.3 target.</w:t>
       </w:r>
     </w:p>
     <w:p>
@@ -1452,7 +1452,7 @@
         <w:pStyle w:val="FirstParagraph"/>
       </w:pPr>
       <w:r>
-        <w:t xml:space="preserve">The claim that digitalisation does not inherently threaten quality must be argued against the model it replaces — one that concentrated production at a single site, where quality rested on manual inspection and craft judgement and short transit and a concentrated supplier base kept exposures small. The digital model disperses production, lengthens the cold chain and enlarges the supplier base — and the model attributes both quality exposures to those decisions, not the automation: cold-chain excursion (6.3% of years) tracks transit distance, and loss of craft oversight (11.3%) the spread of production across sites. Automation adds detection the previous model lacked: continuous monitoring and tamper-evident logging shorten undetected excursions. On the supply side the contrast is sharper: supplier dependency (21.0%) follows from international scale, not digitalisation, while cyber-attack (17.4%) is the one genuinely new risk class the digital model introduces — and the largest driver of aggregate variance.</w:t>
+        <w:t xml:space="preserve">The claim that digitalisation does not inherently threaten quality must be argued against the model it replaces: one that concentrated production at a single site, where quality rested on manual inspection and craft judgement and short transit and a concentrated supplier base kept exposures small. The digital model disperses production, lengthens the cold chain and enlarges the supplier base, and the model attributes both quality exposures to those decisions, not the automation: cold-chain excursion (6.3% of years) tracks transit distance, and loss of craft oversight (11.3%) the spread of production across sites. Automation adds detection the previous model lacked: continuous monitoring and tamper-evident logging shorten undetected excursions. On the supply side the contrast is sharper: supplier dependency (21.0%) follows from international scale, not digitalisation, while cyber-attack (17.4%) is the one genuinely new risk class the digital model introduces, and the largest driver of aggregate variance.</w:t>
       </w:r>
     </w:p>
     <w:p>
@@ -1497,7 +1497,7 @@
         <w:t xml:space="preserve"> </w:t>
       </w:r>
       <w:r>
-        <w:t xml:space="preserve">Warehouse operational technology should be segregated from corporate networks, with segmentation, least privilege and continuous monitoring (NIST, 2024) — the largest probability-weighted loss and the clients’ voiced concern.</w:t>
+        <w:t xml:space="preserve">Warehouse operational technology should be segregated from corporate networks, with segmentation, least privilege and continuous monitoring (NIST, 2024), the largest probability-weighted loss and the clients’ voiced concern.</w:t>
       </w:r>
     </w:p>
     <w:p>
@@ -1533,7 +1533,7 @@
         <w:t xml:space="preserve"> </w:t>
       </w:r>
       <w:r>
-        <w:t xml:space="preserve">Human quality gates should sit alongside automated sensing, with the cold chain instrumented for tamper-evident logging — the defence closest to what the clients pay for, underpinning Section 5.1.</w:t>
+        <w:t xml:space="preserve">Human quality gates should sit alongside automated sensing, with the cold chain instrumented for tamper-evident logging, the defence closest to what the clients pay for, underpinning Section 5.1.</w:t>
       </w:r>
     </w:p>
     <w:p>
@@ -1587,7 +1587,7 @@
         <w:pStyle w:val="FirstParagraph"/>
       </w:pPr>
       <w:r>
-        <w:t xml:space="preserve">A business continuity plan begins with a business impact assessment (Wallace and Webber, 2017), from which the governing parameters derive: a recovery time objective (RTO) and recovery point objective (RPO), both under one minute — the changeover window. Values this tight rule out ordinary backup-and-restore, which recovers in hours.</w:t>
+        <w:t xml:space="preserve">A business continuity plan begins with a business impact assessment (Wallace and Webber, 2017), from which the governing parameters derive: a recovery time objective (RTO) and recovery point objective (RPO), both under one minute (the changeover window). Values this tight rule out ordinary backup-and-restore, which recovers in hours.</w:t>
       </w:r>
     </w:p>
     <w:p>
@@ -1650,7 +1650,7 @@
         <w:t xml:space="preserve">“equal to or greater than zero”</w:t>
       </w:r>
       <w:r>
-        <w:t xml:space="preserve">, depending on transactions not yet replicated when the outage struck (Microsoft, 2026a), so a sub-minute RPO cannot be guaranteed regionally. A Microsoft-managed failover policy also waits out a grace period — no lower than one hour — before forcing a failover, since confirming a region is down takes human judgement (Microsoft, 2026b); a customer-managed policy lets the firm fail over deliberately once operators confirm it.</w:t>
+        <w:t xml:space="preserve">, depending on transactions not yet replicated when the outage struck (Microsoft, 2026a), so a sub-minute RPO cannot be guaranteed regionally. A Microsoft-managed failover policy also waits out a grace period (no lower than one hour) before forcing a failover, since confirming a region is down takes human judgement (Microsoft, 2026b); a customer-managed policy lets the firm fail over deliberately once operators confirm it.</w:t>
       </w:r>
     </w:p>
     <w:p>
@@ -1865,7 +1865,7 @@
         <w:pStyle w:val="FirstParagraph"/>
       </w:pPr>
       <w:r>
-        <w:t xml:space="preserve">The modelling suggests digitalisation does not inherently threaten product quality: aggregate quality-loss probability is 16.9%, its drivers are dispersal and transit rather than automation, and automation adds detection the previous model lacked. It does raise supply-chain disruption, to 46.7% for at least one event a year, dominated by supplier dependency (21.0%) and cyber-attack (17.4%), the latter alone accounting for 74.2% of the variance in annual loss. These figures rest on judgement-based inputs of moderate strength of knowledge, and the comparison with the previous operating model is argued, not measured: they should inform the decision, not make it. The sequence is cyber hardening first, dual-sourcing second, quality gates third, data-integrity controls fourth, with GDPR-compliant transfers built in from the outset. The continuity design — Azure across UK South and UK West, zone-redundant within each region and linked by an auto-failover group — meets the one-minute objectives for zonal failures by published figures and the RTO regionally, states the regional RPO gap openly, and is proven by quarterly drills and an annual game day. That gives the firm a defensible answer for its premium clients, aligned with a risk landscape where automation and artificial intelligence keep reshaping threats and defences (Aven and Thekdi, 2025, chapter 12; Dwivedi</w:t>
+        <w:t xml:space="preserve">The modelling suggests digitalisation does not inherently threaten product quality: aggregate quality-loss probability is 16.9%, its drivers are dispersal and transit rather than automation, and automation adds detection the previous model lacked. It does raise supply-chain disruption, to 46.7% for at least one event a year, dominated by supplier dependency (21.0%) and cyber-attack (17.4%), the latter alone accounting for 74.2% of the variance in annual loss. These figures rest on judgement-based inputs of moderate strength of knowledge, and the comparison with the previous operating model is argued, not measured: they should inform the decision, not make it. The sequence is cyber hardening first, dual-sourcing second, quality gates third, data-integrity controls fourth, with GDPR-compliant transfers built in from the outset. The continuity design (Azure across UK South and UK West, zone-redundant within each region and linked by an auto-failover group) meets the one-minute objectives for zonal failures by published figures and the RTO regionally, states the regional RPO gap openly, and is proven by quarterly drills and an annual game day. That gives the firm a defensible answer for its premium clients, aligned with a risk landscape where automation and artificial intelligence keep reshaping threats and defences (Aven and Thekdi, 2025, chapter 12; Dwivedi</w:t>
       </w:r>
       <w:r>
         <w:t xml:space="preserve"> </w:t>
@@ -2051,7 +2051,7 @@
           <w:i/>
           <w:iCs/>
         </w:rPr>
-        <w:t xml:space="preserve">ISO 31000:2018 Risk management — Guidelines</w:t>
+        <w:t xml:space="preserve">ISO 31000:2018 Risk management: Guidelines</w:t>
       </w:r>
       <w:r>
         <w:t xml:space="preserve">. Geneva: International Organization for Standardization. Available at: https://www.iso.org/standard/65694.html (Accessed: 11 October 2026).</w:t>
@@ -2072,7 +2072,7 @@
           <w:i/>
           <w:iCs/>
         </w:rPr>
-        <w:t xml:space="preserve">Business continuity and disaster recovery — Azure SQL Database</w:t>
+        <w:t xml:space="preserve">Business continuity and disaster recovery: Azure SQL Database</w:t>
       </w:r>
       <w:r>
         <w:t xml:space="preserve">. Microsoft Learn. Available at: https://learn.microsoft.com/en-us/azure/azure-sql/database/business-continuity-high-availability-disaster-recover-hadr-overview (Accessed: 17 October 2026).</w:t>
@@ -2093,7 +2093,7 @@
           <w:i/>
           <w:iCs/>
         </w:rPr>
-        <w:t xml:space="preserve">Failover groups overview &amp; best practices — Azure SQL Database</w:t>
+        <w:t xml:space="preserve">Failover groups overview &amp; best practices: Azure SQL Database</w:t>
       </w:r>
       <w:r>
         <w:t xml:space="preserve">. Microsoft Learn. Available at: https://learn.microsoft.com/en-us/azure/azure-sql/database/failover-group-sql-db (Accessed: 17 October 2026).</w:t>
@@ -2135,7 +2135,7 @@
           <w:i/>
           <w:iCs/>
         </w:rPr>
-        <w:t xml:space="preserve">Health probes — Azure Front Door</w:t>
+        <w:t xml:space="preserve">Health probes: Azure Front Door</w:t>
       </w:r>
       <w:r>
         <w:t xml:space="preserve">. Microsoft Learn. Available at: https://learn.microsoft.com/en-us/azure/frontdoor/health-probes (Accessed: 17 October 2026).</w:t>
@@ -2265,7 +2265,7 @@
         <w:t xml:space="preserve"> </w:t>
       </w:r>
       <w:r>
-        <w:t xml:space="preserve">L 119, 4 May, pp. 1–88. Available at: https://eur-lex.europa.eu/eli/reg/2016/679/oj (Accessed: 11 October 2026).</w:t>
+        <w:t xml:space="preserve">L 119, 4 May, pp. 1-88. Available at: https://eur-lex.europa.eu/eli/reg/2016/679/oj (Accessed: 11 October 2026).</w:t>
       </w:r>
     </w:p>
     <w:p>
@@ -2295,7 +2295,7 @@
         <w:t xml:space="preserve">Encyclopedia</w:t>
       </w:r>
       <w:r>
-        <w:t xml:space="preserve">, 3(1), pp. 77–87. Available at: https://doi.org/10.3390/encyclopedia3010006</w:t>
+        <w:t xml:space="preserve">, 3(1), pp. 77-87. Available at: https://doi.org/10.3390/encyclopedia3010006</w:t>
       </w:r>
     </w:p>
     <w:p>
@@ -2322,6 +2322,12 @@
     <w:bookmarkEnd w:id="19"/>
     <w:bookmarkEnd w:id="20"/>
     <w:sectPr>
+      <w:headerReference w:type="default" r:id="rId9"/>
+      <w:footerReference w:type="default" r:id="rId10"/>
+      <w:headerReference w:type="first" r:id="rId11"/>
+      <w:footerReference w:type="first" r:id="rId13"/>
+      <w:headerReference w:type="even" r:id="rId14"/>
+      <w:footerReference w:type="even" r:id="rId15"/>
       <w:footnotePr>
         <w:numRestart w:val="eachSect"/>
       </w:footnotePr>
@@ -2334,6 +2340,36 @@
 <w:comments xmlns:w="http://schemas.openxmlformats.org/wordprocessingml/2006/main" xmlns:m="http://schemas.openxmlformats.org/officeDocument/2006/math" xmlns:r="http://schemas.openxmlformats.org/officeDocument/2006/relationships" xmlns:o="urn:schemas-microsoft-com:office:office" xmlns:v="urn:schemas-microsoft-com:vml" xmlns:w10="urn:schemas-microsoft-com:office:word" xmlns:a="http://schemas.openxmlformats.org/drawingml/2006/main" xmlns:pic="http://schemas.openxmlformats.org/drawingml/2006/picture" xmlns:wp="http://schemas.openxmlformats.org/drawingml/2006/wordprocessingDrawing"/>
 </file>
 
+<file path=word/footer1.xml><?xml version="1.0" encoding="utf-8"?>
+<w:ftr xmlns:m="http://schemas.openxmlformats.org/officeDocument/2006/math" xmlns:mc="http://schemas.openxmlformats.org/markup-compatibility/2006" xmlns:mo="http://schemas.microsoft.com/office/mac/office/2008/main" xmlns:mv="urn:schemas-microsoft-com:mac:vml" xmlns:o="urn:schemas-microsoft-com:office:office" xmlns:r="http://schemas.openxmlformats.org/officeDocument/2006/relationships" xmlns:v="urn:schemas-microsoft-com:vml" xmlns:w10="urn:schemas-microsoft-com:office:word" xmlns:w14="http://schemas.microsoft.com/office/word/2010/wordml" xmlns:w="http://schemas.openxmlformats.org/wordprocessingml/2006/main" xmlns:wne="http://schemas.microsoft.com/office/word/2006/wordml" xmlns:wp14="http://schemas.microsoft.com/office/word/2010/wordprocessingDrawing" xmlns:wp="http://schemas.openxmlformats.org/drawingml/2006/wordprocessingDrawing" xmlns:wpc="http://schemas.microsoft.com/office/word/2010/wordprocessingCanvas" xmlns:wpg="http://schemas.microsoft.com/office/word/2010/wordprocessingGroup" xmlns:wpi="http://schemas.microsoft.com/office/word/2010/wordprocessingInk" xmlns:wps="http://schemas.microsoft.com/office/word/2010/wordprocessingShape" mc:Ignorable="w14 wp14">
+  <w:p>
+    <w:pPr>
+      <w:pStyle w:val="Footer"/>
+    </w:pPr>
+  </w:p>
+</w:ftr>
+</file>
+
+<file path=word/footer2.xml><?xml version="1.0" encoding="utf-8"?>
+<w:ftr xmlns:m="http://schemas.openxmlformats.org/officeDocument/2006/math" xmlns:mc="http://schemas.openxmlformats.org/markup-compatibility/2006" xmlns:mo="http://schemas.microsoft.com/office/mac/office/2008/main" xmlns:mv="urn:schemas-microsoft-com:mac:vml" xmlns:o="urn:schemas-microsoft-com:office:office" xmlns:r="http://schemas.openxmlformats.org/officeDocument/2006/relationships" xmlns:v="urn:schemas-microsoft-com:vml" xmlns:w10="urn:schemas-microsoft-com:office:word" xmlns:w14="http://schemas.microsoft.com/office/word/2010/wordml" xmlns:w="http://schemas.openxmlformats.org/wordprocessingml/2006/main" xmlns:wne="http://schemas.microsoft.com/office/word/2006/wordml" xmlns:wp14="http://schemas.microsoft.com/office/word/2010/wordprocessingDrawing" xmlns:wp="http://schemas.openxmlformats.org/drawingml/2006/wordprocessingDrawing" xmlns:wpc="http://schemas.microsoft.com/office/word/2010/wordprocessingCanvas" xmlns:wpg="http://schemas.microsoft.com/office/word/2010/wordprocessingGroup" xmlns:wpi="http://schemas.microsoft.com/office/word/2010/wordprocessingInk" xmlns:wps="http://schemas.microsoft.com/office/word/2010/wordprocessingShape" mc:Ignorable="w14 wp14">
+  <w:p>
+    <w:pPr>
+      <w:pStyle w:val="Footer"/>
+    </w:pPr>
+  </w:p>
+</w:ftr>
+</file>
+
+<file path=word/footer3.xml><?xml version="1.0" encoding="utf-8"?>
+<w:ftr xmlns:m="http://schemas.openxmlformats.org/officeDocument/2006/math" xmlns:mc="http://schemas.openxmlformats.org/markup-compatibility/2006" xmlns:mo="http://schemas.microsoft.com/office/mac/office/2008/main" xmlns:mv="urn:schemas-microsoft-com:mac:vml" xmlns:o="urn:schemas-microsoft-com:office:office" xmlns:r="http://schemas.openxmlformats.org/officeDocument/2006/relationships" xmlns:v="urn:schemas-microsoft-com:vml" xmlns:w10="urn:schemas-microsoft-com:office:word" xmlns:w14="http://schemas.microsoft.com/office/word/2010/wordml" xmlns:w="http://schemas.openxmlformats.org/wordprocessingml/2006/main" xmlns:wne="http://schemas.microsoft.com/office/word/2006/wordml" xmlns:wp14="http://schemas.microsoft.com/office/word/2010/wordprocessingDrawing" xmlns:wp="http://schemas.openxmlformats.org/drawingml/2006/wordprocessingDrawing" xmlns:wpc="http://schemas.microsoft.com/office/word/2010/wordprocessingCanvas" xmlns:wpg="http://schemas.microsoft.com/office/word/2010/wordprocessingGroup" xmlns:wpi="http://schemas.microsoft.com/office/word/2010/wordprocessingInk" xmlns:wps="http://schemas.microsoft.com/office/word/2010/wordprocessingShape" mc:Ignorable="w14 wp14">
+  <w:p>
+    <w:pPr>
+      <w:pStyle w:val="Footer"/>
+    </w:pPr>
+  </w:p>
+</w:ftr>
+</file>
+
 <file path=word/footnotes.xml><?xml version="1.0" encoding="utf-8"?>
 <w:footnotes xmlns:w="http://schemas.openxmlformats.org/wordprocessingml/2006/main" xmlns:m="http://schemas.openxmlformats.org/officeDocument/2006/math" xmlns:r="http://schemas.openxmlformats.org/officeDocument/2006/relationships" xmlns:o="urn:schemas-microsoft-com:office:office" xmlns:v="urn:schemas-microsoft-com:vml" xmlns:w10="urn:schemas-microsoft-com:office:word" xmlns:a="http://schemas.openxmlformats.org/drawingml/2006/main" xmlns:pic="http://schemas.openxmlformats.org/drawingml/2006/picture" xmlns:wp="http://schemas.openxmlformats.org/drawingml/2006/wordprocessingDrawing">
   <w:footnote w:type="continuationSeparator" w:id="0">
@@ -2351,6 +2387,36 @@
     </w:p>
   </w:footnote>
 </w:footnotes>
+</file>
+
+<file path=word/header1.xml><?xml version="1.0" encoding="utf-8"?>
+<w:hdr xmlns:m="http://schemas.openxmlformats.org/officeDocument/2006/math" xmlns:mc="http://schemas.openxmlformats.org/markup-compatibility/2006" xmlns:mo="http://schemas.microsoft.com/office/mac/office/2008/main" xmlns:mv="urn:schemas-microsoft-com:mac:vml" xmlns:o="urn:schemas-microsoft-com:office:office" xmlns:r="http://schemas.openxmlformats.org/officeDocument/2006/relationships" xmlns:v="urn:schemas-microsoft-com:vml" xmlns:w10="urn:schemas-microsoft-com:office:word" xmlns:w14="http://schemas.microsoft.com/office/word/2010/wordml" xmlns:w="http://schemas.openxmlformats.org/wordprocessingml/2006/main" xmlns:wne="http://schemas.microsoft.com/office/word/2006/wordml" xmlns:wp14="http://schemas.microsoft.com/office/word/2010/wordprocessingDrawing" xmlns:wp="http://schemas.openxmlformats.org/drawingml/2006/wordprocessingDrawing" xmlns:wpc="http://schemas.microsoft.com/office/word/2010/wordprocessingCanvas" xmlns:wpg="http://schemas.microsoft.com/office/word/2010/wordprocessingGroup" xmlns:wpi="http://schemas.microsoft.com/office/word/2010/wordprocessingInk" xmlns:wps="http://schemas.microsoft.com/office/word/2010/wordprocessingShape" mc:Ignorable="w14 wp14">
+  <w:p>
+    <w:pPr>
+      <w:pStyle w:val="Header"/>
+    </w:pPr>
+  </w:p>
+</w:hdr>
+</file>
+
+<file path=word/header2.xml><?xml version="1.0" encoding="utf-8"?>
+<w:hdr xmlns:m="http://schemas.openxmlformats.org/officeDocument/2006/math" xmlns:mc="http://schemas.openxmlformats.org/markup-compatibility/2006" xmlns:mo="http://schemas.microsoft.com/office/mac/office/2008/main" xmlns:mv="urn:schemas-microsoft-com:mac:vml" xmlns:o="urn:schemas-microsoft-com:office:office" xmlns:r="http://schemas.openxmlformats.org/officeDocument/2006/relationships" xmlns:v="urn:schemas-microsoft-com:vml" xmlns:w10="urn:schemas-microsoft-com:office:word" xmlns:w14="http://schemas.microsoft.com/office/word/2010/wordml" xmlns:w="http://schemas.openxmlformats.org/wordprocessingml/2006/main" xmlns:wne="http://schemas.microsoft.com/office/word/2006/wordml" xmlns:wp14="http://schemas.microsoft.com/office/word/2010/wordprocessingDrawing" xmlns:wp="http://schemas.openxmlformats.org/drawingml/2006/wordprocessingDrawing" xmlns:wpc="http://schemas.microsoft.com/office/word/2010/wordprocessingCanvas" xmlns:wpg="http://schemas.microsoft.com/office/word/2010/wordprocessingGroup" xmlns:wpi="http://schemas.microsoft.com/office/word/2010/wordprocessingInk" xmlns:wps="http://schemas.microsoft.com/office/word/2010/wordprocessingShape" mc:Ignorable="w14 wp14">
+  <w:p>
+    <w:pPr>
+      <w:pStyle w:val="Header"/>
+    </w:pPr>
+  </w:p>
+</w:hdr>
+</file>
+
+<file path=word/header3.xml><?xml version="1.0" encoding="utf-8"?>
+<w:hdr xmlns:m="http://schemas.openxmlformats.org/officeDocument/2006/math" xmlns:mc="http://schemas.openxmlformats.org/markup-compatibility/2006" xmlns:mo="http://schemas.microsoft.com/office/mac/office/2008/main" xmlns:mv="urn:schemas-microsoft-com:mac:vml" xmlns:o="urn:schemas-microsoft-com:office:office" xmlns:r="http://schemas.openxmlformats.org/officeDocument/2006/relationships" xmlns:v="urn:schemas-microsoft-com:vml" xmlns:w10="urn:schemas-microsoft-com:office:word" xmlns:w14="http://schemas.microsoft.com/office/word/2010/wordml" xmlns:w="http://schemas.openxmlformats.org/wordprocessingml/2006/main" xmlns:wne="http://schemas.microsoft.com/office/word/2006/wordml" xmlns:wp14="http://schemas.microsoft.com/office/word/2010/wordprocessingDrawing" xmlns:wp="http://schemas.openxmlformats.org/drawingml/2006/wordprocessingDrawing" xmlns:wpc="http://schemas.microsoft.com/office/word/2010/wordprocessingCanvas" xmlns:wpg="http://schemas.microsoft.com/office/word/2010/wordprocessingGroup" xmlns:wpi="http://schemas.microsoft.com/office/word/2010/wordprocessingInk" xmlns:wps="http://schemas.microsoft.com/office/word/2010/wordprocessingShape" mc:Ignorable="w14 wp14">
+  <w:p>
+    <w:pPr>
+      <w:pStyle w:val="Header"/>
+    </w:pPr>
+  </w:p>
+</w:hdr>
 </file>
 
 <file path=word/numbering.xml><?xml version="1.0" encoding="utf-8"?>
